--- a/modelos_unificados/PropostaPlantaMemorialART.docx
+++ b/modelos_unificados/PropostaPlantaMemorialART.docx
@@ -184,7 +184,7 @@
           <w:color w:val="444746"/>
           <w:sz w:val="24"/>
         </w:rPr>
-        <w:t xml:space="preserve">   ${Cidade}</w:t>
+        <w:t xml:space="preserve">   ${empresa_cidade}</w:t>
       </w:r>
       <w:r>
         <w:rPr>
@@ -209,7 +209,7 @@
           <w:color w:val="444746"/>
           <w:sz w:val="24"/>
         </w:rPr>
-        <w:t>${data_extenso}</w:t>
+        <w:t>${data_emissao_extenso}</w:t>
       </w:r>
       <w:proofErr w:type="spellEnd"/>
       <w:r>
@@ -782,7 +782,7 @@
           <w:color w:val="444746"/>
           <w:sz w:val="24"/>
         </w:rPr>
-        <w:t>##TEMP_${empresa}##</w:t>
+        <w:t>##TEMP_${empresa_nome}##</w:t>
       </w:r>
       <w:r>
         <w:rPr>
@@ -1342,7 +1342,7 @@
           <w:color w:val="444746"/>
           <w:sz w:val="24"/>
         </w:rPr>
-        <w:t>${valor_extenso}</w:t>
+        <w:t>${valor_total_extenso}</w:t>
       </w:r>
       <w:proofErr w:type="spellEnd"/>
       <w:r>
@@ -1721,7 +1721,7 @@
           <w:color w:val="444746"/>
           <w:sz w:val="24"/>
         </w:rPr>
-        <w:t>##TEMP_${empresa}##</w:t>
+        <w:t>##TEMP_${empresa_nome}##</w:t>
       </w:r>
       <w:r>
         <w:rPr>
